--- a/quote-to-indonesia-service-contract/assets/印尼服务合同--三语版本.docx
+++ b/quote-to-indonesia-service-contract/assets/印尼服务合同--三语版本.docx
@@ -195,6 +195,7 @@
                   <w:rFonts w:ascii="Tahoma" w:hAnsi="Tahoma" w:eastAsia="KaiTi" w:cs="Tahoma"/>
                   <w:sz w:val="20"/>
                   <w:szCs w:val="20"/>
+                  <w:caps/>
                 </w:rPr>
                 <w:id w:val="-1"/>
                 <w:lock w:val="sdtLocked"/>
@@ -202,12 +203,14 @@
                   <w:docPart w:val="E63AFEEBF480498090D48207B9D1B7D7"/>
                 </w:placeholder>
                 <w:showingPlcHdr/>
+                <w:tag w:val="contract_no"/>
               </w:sdtPr>
               <w:sdtEndPr>
                 <w:rPr>
                   <w:rFonts w:ascii="Tahoma" w:hAnsi="Tahoma" w:eastAsia="KaiTi" w:cs="Tahoma"/>
                   <w:sz w:val="20"/>
                   <w:szCs w:val="20"/>
+                  <w:caps/>
                 </w:rPr>
               </w:sdtEndPr>
               <w:sdtContent>
@@ -218,6 +221,7 @@
                     <w:rFonts w:ascii="Tahoma" w:hAnsi="Tahoma" w:eastAsia="KaiTi" w:cs="Tahoma"/>
                     <w:sz w:val="20"/>
                     <w:szCs w:val="20"/>
+                    <w:caps/>
                   </w:rPr>
                   <w:t>Click or tap here to enter text.</w:t>
                 </w:r>
@@ -234,123 +238,6 @@
             </w:r>
           </w:p>
         </w:tc>
-      </w:tr>
-      <w:tr>
-        <w:trPr>
-          <w:trHeight w:val="584" w:hRule="atLeast"/>
-        </w:trPr>
-        <w:tc>
-          <w:tcPr>
-            <w:tcW w:w="2689" w:type="dxa"/>
-            <w:tcBorders>
-              <w:top w:val="single" w:color="auto" w:sz="4" w:space="0"/>
-              <w:bottom w:val="single" w:color="auto" w:sz="4" w:space="0"/>
-            </w:tcBorders>
-          </w:tcPr>
-          <w:p>
-            <w:pPr>
-              <w:spacing w:after="0" w:line="276" w:lineRule="auto"/>
-              <w:rPr>
-                <w:rFonts w:ascii="Tahoma" w:hAnsi="Tahoma" w:eastAsia="KaiTi" w:cs="Tahoma"/>
-                <w:b/>
-                <w:bCs/>
-                <w:sz w:val="20"/>
-                <w:szCs w:val="20"/>
-              </w:rPr>
-            </w:pPr>
-            <w:r>
-              <w:rPr>
-                <w:rFonts w:ascii="Tahoma" w:hAnsi="Tahoma" w:eastAsia="KaiTi" w:cs="Tahoma"/>
-                <w:b/>
-                <w:bCs/>
-                <w:sz w:val="20"/>
-                <w:szCs w:val="20"/>
-              </w:rPr>
-              <w:t>Jasa/ 服务/ Service</w:t>
-            </w:r>
-          </w:p>
-        </w:tc>
-        <w:tc>
-          <w:tcPr>
-            <w:tcW w:w="283" w:type="dxa"/>
-            <w:tcBorders>
-              <w:top w:val="single" w:color="auto" w:sz="4" w:space="0"/>
-              <w:bottom w:val="single" w:color="auto" w:sz="4" w:space="0"/>
-            </w:tcBorders>
-          </w:tcPr>
-          <w:p>
-            <w:pPr>
-              <w:spacing w:after="0" w:line="240" w:lineRule="auto"/>
-              <w:rPr>
-                <w:rFonts w:ascii="Tahoma" w:hAnsi="Tahoma" w:eastAsia="KaiTi" w:cs="Tahoma"/>
-                <w:sz w:val="20"/>
-                <w:szCs w:val="20"/>
-              </w:rPr>
-            </w:pPr>
-            <w:r>
-              <w:rPr>
-                <w:rFonts w:ascii="Tahoma" w:hAnsi="Tahoma" w:eastAsia="KaiTi" w:cs="Tahoma"/>
-                <w:sz w:val="20"/>
-                <w:szCs w:val="20"/>
-              </w:rPr>
-              <w:t>:</w:t>
-            </w:r>
-          </w:p>
-        </w:tc>
-        <w:sdt>
-          <w:sdtPr>
-            <w:rPr>
-              <w:rFonts w:ascii="Tahoma" w:hAnsi="Tahoma" w:eastAsia="KaiTi" w:cs="Tahoma"/>
-              <w:sz w:val="20"/>
-              <w:szCs w:val="20"/>
-            </w:rPr>
-            <w:id w:val="1651625786"/>
-            <w:lock w:val="sdtLocked"/>
-            <w:placeholder>
-              <w:docPart w:val="001C45F4AF2140BD958195CFF311E51F"/>
-            </w:placeholder>
-            <w:showingPlcHdr/>
-          </w:sdtPr>
-          <w:sdtEndPr>
-            <w:rPr>
-              <w:rFonts w:ascii="Tahoma" w:hAnsi="Tahoma" w:eastAsia="KaiTi" w:cs="Tahoma"/>
-              <w:sz w:val="20"/>
-              <w:szCs w:val="20"/>
-            </w:rPr>
-          </w:sdtEndPr>
-          <w:sdtContent>
-            <w:tc>
-              <w:tcPr>
-                <w:tcW w:w="6379" w:type="dxa"/>
-                <w:tcBorders>
-                  <w:top w:val="single" w:color="auto" w:sz="4" w:space="0"/>
-                  <w:bottom w:val="single" w:color="auto" w:sz="4" w:space="0"/>
-                </w:tcBorders>
-              </w:tcPr>
-              <w:p>
-                <w:pPr>
-                  <w:spacing w:after="0" w:line="240" w:lineRule="auto"/>
-                  <w:rPr>
-                    <w:rFonts w:ascii="Tahoma" w:hAnsi="Tahoma" w:eastAsia="KaiTi" w:cs="Tahoma"/>
-                    <w:sz w:val="20"/>
-                    <w:szCs w:val="20"/>
-                  </w:rPr>
-                </w:pPr>
-                <w:permStart w:id="1" w:edGrp="everyone"/>
-                <w:r>
-                  <w:rPr>
-                    <w:rStyle w:val="18"/>
-                    <w:rFonts w:ascii="Tahoma" w:hAnsi="Tahoma" w:eastAsia="KaiTi" w:cs="Tahoma"/>
-                    <w:sz w:val="20"/>
-                    <w:szCs w:val="20"/>
-                  </w:rPr>
-                  <w:t>Click or tap here to enter text.</w:t>
-                </w:r>
-              </w:p>
-              <w:permEnd w:id="1"/>
-            </w:tc>
-          </w:sdtContent>
-        </w:sdt>
       </w:tr>
     </w:tbl>
     <w:p>
@@ -489,6 +376,7 @@
               <w:docPart w:val="5AD279C3BDA9416FA5994F03A0057E4A"/>
             </w:placeholder>
             <w:showingPlcHdr/>
+            <w:tag w:val="sales_name"/>
           </w:sdtPr>
           <w:sdtEndPr>
             <w:rPr>
@@ -633,6 +521,7 @@
               <w:docPart w:val="C0D0A953C3F5489DA7DE65B3DB97B221"/>
             </w:placeholder>
             <w:showingPlcHdr/>
+            <w:tag w:val="sales_email"/>
           </w:sdtPr>
           <w:sdtEndPr>
             <w:rPr>
@@ -777,6 +666,7 @@
               <w:docPart w:val="05D7334D0A744545B015DA622C692006"/>
             </w:placeholder>
             <w:showingPlcHdr/>
+            <w:tag w:val="sales_wechat"/>
           </w:sdtPr>
           <w:sdtEndPr>
             <w:rPr>
@@ -1899,11 +1789,11 @@
               <w:listItem w:value="Choose an item."/>
               <w:listItem w:displayText="PT SHAN HAI MAP" w:value="PT SHAN HAI MAP"/>
               <w:listItem w:displayText="PT SHM TAX CONSULTING" w:value="PT SHM TAX CONSULTING"/>
-              <w:listItem w:displayText="PT SHANHAIMAP MITRA KONSULTAN" w:value="PT SHANHAIMAP MITRA KONSULTAN"/>
+              <w:listItem w:displayText="PT SHM CONSULTING INDONESIA" w:value="PT SHM CONSULTING INDONESIA"/>
               <w:listItem w:displayText="北京山海图科技有限公司" w:value="北京山海图科技有限公司"/>
               <w:listItem w:displayText="北京山海图科技有限公司西安分公司" w:value="北京山海图科技有限公司西安分公司"/>
               <w:listItem w:displayText="北京山海图科技有限公司深圳分公司" w:value="北京山海图科技有限公司深圳分公司"/>
-              <w:listItem w:displayText="FIRMA HUKUM SEA (SEA LAW FIRM)" w:value="FIRMA HUKUM SEA (SEA LAW FIRM)"/>
+              <w:listItem w:displayText="SEA LAW FIRM" w:value="SEA LAW FIRM"/>
               <w:listItem w:displayText="北京山海图科技有限公司上海分公司" w:value="北京山海图科技有限公司上海分公司"/>
               <w:listItem w:displayText="PT DEIN TALENT SOLUTIONS" w:value="PT DEIN TALENT SOLUTIONS"/>
             </w:dropDownList>
@@ -2187,8 +2077,8 @@
               <w:listItem w:displayText="Ervita Margaretha Windy Astuti" w:value="Ervita Margaretha Windy Astuti"/>
               <w:listItem w:displayText="Nadifa Assegaf" w:value="Nadifa Assegaf"/>
               <w:listItem w:displayText="Yorick Koh" w:value="Yorick Koh"/>
-              <w:listItem w:displayText="曾薇 Zeng Wei" w:value="曾薇 Zeng Wei"/>
             </w:dropDownList>
+            <w:showingPlcHdr/>
           </w:sdtPr>
           <w:sdtEndPr>
             <w:rPr>
@@ -2219,7 +2109,7 @@
                   <w:rPr>
                     <w14:ligatures w14:val="standardContextual"/>
                   </w:rPr>
-                  <w:t>曾薇 Zeng Wei</w:t>
+                  <w:t>Choose an item.</w:t>
                 </w:r>
               </w:p>
             </w:tc>
@@ -2441,9 +2331,10 @@
               <w:listItem w:displayText="nadifa@lawfirmsea.com" w:value="nadifa@lawfirmsea.com"/>
               <w:listItem w:displayText="-" w:value="-"/>
               <w:listItem w:displayText="zhangping@shanhaimap.com" w:value="zhangping@shanhaimap.com"/>
-              <w:listItem w:displayText="zengwei@shanhaimap.com" w:value="zengwei@shanhaimap.com"/>
               <w:listItem w:displayText="yorick@shanhaimap.com" w:value="yorick@shanhaimap.com"/>
             </w:comboBox>
+            <w:showingPlcHdr/>
+            <w:tag w:val="party_b_email"/>
           </w:sdtPr>
           <w:sdtEndPr>
             <w:rPr>
@@ -2475,7 +2366,7 @@
                   <w:rPr>
                     <w14:ligatures w14:val="standardContextual"/>
                   </w:rPr>
-                  <w:t>zengwei@shanhaimap.com</w:t>
+                  <w:t>Choose an item.</w:t>
                 </w:r>
               </w:p>
               <w:permEnd w:id="15"/>
@@ -3370,6 +3261,7 @@
               <w14:checkedState w14:val="00FE" w14:font="Wingdings"/>
               <w14:uncheckedState w14:val="2610" w14:font="MS Gothic"/>
             </w14:checkbox>
+            <w:tag w:val="termination_completed"/>
           </w:sdtPr>
           <w:sdtEndPr>
             <w:rPr>
@@ -3528,6 +3420,7 @@
               <w14:checkedState w14:val="00FE" w14:font="Wingdings"/>
               <w14:uncheckedState w14:val="2610" w14:font="MS Gothic"/>
             </w14:checkbox>
+            <w:tag w:val="termination_date_enabled"/>
           </w:sdtPr>
           <w:sdtEndPr>
             <w:rPr>
@@ -3916,6 +3809,7 @@
               <w14:checkedState w14:val="00FE" w14:font="Wingdings"/>
               <w14:uncheckedState w14:val="2610" w14:font="MS Gothic"/>
             </w14:checkbox>
+            <w:tag w:val="termination_early"/>
           </w:sdtPr>
           <w:sdtEndPr>
             <w:rPr>
@@ -7676,7 +7570,7 @@
             <w:rFonts w:ascii="Tahoma" w:hAnsi="Tahoma" w:eastAsia="KaiTi" w:cs="Tahoma"/>
           </w:rPr>
           <w:alias w:val="Pilihan hukum"/>
-          <w:tag w:val="适用法律"/>
+          <w:tag w:val="law_id"/>
           <w:id w:val="678687846"/>
           <w:lock w:val="sdtLocked"/>
           <w:placeholder>
@@ -7735,7 +7629,7 @@
             <w:rFonts w:ascii="Tahoma" w:hAnsi="Tahoma" w:eastAsia="KaiTi" w:cs="Tahoma"/>
           </w:rPr>
           <w:alias w:val="适用法律"/>
-          <w:tag w:val="适用法律"/>
+          <w:tag w:val="law_cn"/>
           <w:id w:val="979504286"/>
           <w:lock w:val="sdtLocked"/>
           <w:placeholder>
@@ -7800,7 +7694,7 @@
             <w:iCs/>
           </w:rPr>
           <w:alias w:val="governing law"/>
-          <w:tag w:val="governing law"/>
+          <w:tag w:val="law_en"/>
           <w:id w:val="667058594"/>
           <w:lock w:val="sdtLocked"/>
           <w:placeholder>
@@ -7878,7 +7772,7 @@
             <w:rFonts w:ascii="Tahoma" w:hAnsi="Tahoma" w:eastAsia="KaiTi" w:cs="Tahoma"/>
           </w:rPr>
           <w:alias w:val="Pilihan bahasa"/>
-          <w:tag w:val="Pilihan bahasa"/>
+          <w:tag w:val="language_id"/>
           <w:id w:val="397489048"/>
           <w:lock w:val="sdtLocked"/>
           <w:placeholder>
@@ -7938,7 +7832,7 @@
             <w:rFonts w:ascii="Tahoma" w:hAnsi="Tahoma" w:eastAsia="KaiTi" w:cs="Tahoma"/>
           </w:rPr>
           <w:alias w:val="适用语言"/>
-          <w:tag w:val="适用语言"/>
+          <w:tag w:val="language_cn"/>
           <w:id w:val="66473436"/>
           <w:lock w:val="sdtLocked"/>
           <w:placeholder>
@@ -8004,7 +7898,7 @@
             <w:iCs/>
           </w:rPr>
           <w:alias w:val="Governing Language"/>
-          <w:tag w:val="Governing Language"/>
+          <w:tag w:val="language_en"/>
           <w:id w:val="940186972"/>
           <w:lock w:val="sdtLocked"/>
           <w:placeholder>
@@ -8265,7 +8159,7 @@
             <w:rFonts w:ascii="Tahoma" w:hAnsi="Tahoma" w:eastAsia="KaiTi" w:cs="Tahoma"/>
           </w:rPr>
           <w:alias w:val="Lokasi penyelesaian sengketa"/>
-          <w:tag w:val="Lokasi penyelesaian sengketa"/>
+          <w:tag w:val="institution_id"/>
           <w:id w:val="527542412"/>
           <w:lock w:val="sdtLocked"/>
           <w:placeholder>
@@ -8332,6 +8226,7 @@
             <w:listItem w:displayText="Beijing, China" w:value="Beijing, China"/>
             <w:listItem w:displayText="Singapura" w:value="Singapura"/>
           </w:comboBox>
+          <w:tag w:val="location_id"/>
         </w:sdtPr>
         <w:sdtEndPr>
           <w:rPr>
@@ -8513,6 +8408,7 @@
             <w:listItem w:displayText="中国北京" w:value="中国北京"/>
             <w:listItem w:displayText="新加坡" w:value="新加坡"/>
           </w:comboBox>
+          <w:tag w:val="location_cn"/>
         </w:sdtPr>
         <w:sdtEndPr>
           <w:rPr>
@@ -8562,6 +8458,7 @@
             <w:listItem w:displayText="北京仲裁委员会（BAC）" w:value="北京仲裁委员会（BAC）"/>
             <w:listItem w:displayText="新加坡国际仲裁中心（SIAC）" w:value="新加坡国际仲裁中心（SIAC）"/>
           </w:comboBox>
+          <w:tag w:val="institution_cn"/>
         </w:sdtPr>
         <w:sdtEndPr>
           <w:rPr>
@@ -8676,6 +8573,7 @@
             <w:listItem w:displayText="Beijing Arbitration Commission (BAC)" w:value="Beijing Arbitration Commission (BAC)"/>
             <w:listItem w:displayText="Singapore International Arbitration Centre (SIAC)" w:value="Singapore International Arbitration Centre (SIAC)"/>
           </w:comboBox>
+          <w:tag w:val="institution_en"/>
         </w:sdtPr>
         <w:sdtEndPr>
           <w:rPr>
@@ -8728,6 +8626,7 @@
             <w:listItem w:displayText="Beijing, China" w:value="Beijing, China"/>
             <w:listItem w:displayText="Singapore" w:value="Singapore"/>
           </w:comboBox>
+          <w:tag w:val="location_en"/>
         </w:sdtPr>
         <w:sdtEndPr>
           <w:rPr>
@@ -9537,6 +9436,7 @@
             <w:docPart w:val="DefaultPlaceholder_-1854013440"/>
           </w:placeholder>
           <w:showingPlcHdr/>
+          <w:tag w:val="copies_id"/>
         </w:sdtPr>
         <w:sdtEndPr>
           <w:rPr>
@@ -9574,6 +9474,7 @@
             <w:docPart w:val="DefaultPlaceholder_-1854013440"/>
           </w:placeholder>
           <w:showingPlcHdr/>
+          <w:tag w:val="copies_each_id"/>
         </w:sdtPr>
         <w:sdtEndPr>
           <w:rPr>
@@ -9637,6 +9538,7 @@
             <w:docPart w:val="DefaultPlaceholder_-1854013440"/>
           </w:placeholder>
           <w:showingPlcHdr/>
+          <w:tag w:val="copies_cn"/>
         </w:sdtPr>
         <w:sdtEndPr>
           <w:rPr>
@@ -9673,6 +9575,7 @@
             <w:docPart w:val="10C5156EC89642C5A7E6F161CA055F41"/>
           </w:placeholder>
           <w:showingPlcHdr/>
+          <w:tag w:val="copies_each_cn"/>
         </w:sdtPr>
         <w:sdtEndPr>
           <w:rPr>
@@ -9741,6 +9644,7 @@
             <w:docPart w:val="DefaultPlaceholder_-1854013440"/>
           </w:placeholder>
           <w:showingPlcHdr/>
+          <w:tag w:val="copies_en"/>
         </w:sdtPr>
         <w:sdtEndPr>
           <w:rPr>
@@ -9780,6 +9684,7 @@
             <w:docPart w:val="0188CCECEAE047789924BC411D6DB9E7"/>
           </w:placeholder>
           <w:showingPlcHdr/>
+          <w:tag w:val="copies_each_en"/>
         </w:sdtPr>
         <w:sdtEndPr>
           <w:rPr>
@@ -10113,6 +10018,7 @@
               <w:docPart w:val="DefaultPlaceholder_-1854013440"/>
             </w:placeholder>
             <w:showingPlcHdr/>
+            <w:tag w:val="party_a_signature_name"/>
           </w:sdtPr>
           <w:sdtEndPr>
             <w:rPr>
@@ -10190,14 +10096,15 @@
               <w:listItem w:value="Choose an item."/>
               <w:listItem w:displayText="PT SHAN HAI MAP" w:value="PT SHAN HAI MAP"/>
               <w:listItem w:displayText="PT SHM TAX CONSULTING" w:value="PT SHM TAX CONSULTING"/>
-              <w:listItem w:displayText="PT SHANHAIMAP MITRA KONSULTAN" w:value="PT SHANHAIMAP MITRA KONSULTAN"/>
+              <w:listItem w:displayText="PT SHM CONSULTING INDONESIA" w:value="PT SHM CONSULTING INDONESIA"/>
               <w:listItem w:displayText="北京山海图科技有限公司" w:value="北京山海图科技有限公司"/>
               <w:listItem w:displayText="北京山海图科技有限公司西安分公司" w:value="北京山海图科技有限公司西安分公司"/>
               <w:listItem w:displayText="北京山海图科技有限公司深圳分公司" w:value="北京山海图科技有限公司深圳分公司"/>
-              <w:listItem w:displayText="FIRMA HUKUM SEA (SEA LAW FIRM)" w:value="FIRMA HUKUM SEA (SEA LAW FIRM)"/>
+              <w:listItem w:displayText="SEA LAW FIRM" w:value="SEA LAW FIRM"/>
               <w:listItem w:displayText="北京山海图科技有限公司上海分公司" w:value="北京山海图科技有限公司上海分公司"/>
               <w:listItem w:displayText="PT DEIN TALENT SOLUTIONS" w:value="PT DEIN TALENT SOLUTIONS"/>
             </w:comboBox>
+            <w:tag w:val="party_b_signature_name"/>
           </w:sdtPr>
           <w:sdtEndPr>
             <w:rPr>
@@ -10503,6 +10410,7 @@
                   <w:docPart w:val="DefaultPlaceholder_-1854013440"/>
                 </w:placeholder>
                 <w:showingPlcHdr/>
+                <w:tag w:val="party_a_signature_rep"/>
               </w:sdtPr>
               <w:sdtEndPr>
                 <w:rPr>
@@ -10640,9 +10548,10 @@
                   <w:listItem w:displayText="Ervita Margaretha Windy Astuti" w:value="Ervita Margaretha Windy Astuti"/>
                   <w:listItem w:displayText="Nadifa Assegaf" w:value="Nadifa Assegaf"/>
                   <w:listItem w:displayText="张平 Zhang Ping" w:value="张平 Zhang Ping"/>
-                  <w:listItem w:displayText="曾薇 Zeng Wei" w:value="曾薇 Zeng Wei"/>
                   <w:listItem w:displayText="Yorick Koh" w:value="Yorick Koh"/>
                 </w:comboBox>
+                <w:showingPlcHdr/>
+                <w:tag w:val="party_b_signature_rep"/>
               </w:sdtPr>
               <w:sdtEndPr>
                 <w:rPr>
@@ -10659,7 +10568,7 @@
                   <w:rPr>
                     <w14:ligatures w14:val="standardContextual"/>
                   </w:rPr>
-                  <w:t>曾薇 Zeng Wei</w:t>
+                  <w:t>Choose an item.</w:t>
                 </w:r>
               </w:sdtContent>
             </w:sdt>
@@ -10754,6 +10663,7 @@
                   <w:docPart w:val="DefaultPlaceholder_-1854013440"/>
                 </w:placeholder>
                 <w:showingPlcHdr/>
+                <w:tag w:val="party_a_date"/>
               </w:sdtPr>
               <w:sdtEndPr>
                 <w:rPr>
@@ -10885,6 +10795,7 @@
                   <w:docPart w:val="DefaultPlaceholder_-1854013440"/>
                 </w:placeholder>
                 <w:showingPlcHdr/>
+                <w:tag w:val="party_b_date"/>
               </w:sdtPr>
               <w:sdtEndPr>
                 <w:rPr>

--- a/quote-to-indonesia-service-contract/assets/印尼服务合同--三语版本.docx
+++ b/quote-to-indonesia-service-contract/assets/印尼服务合同--三语版本.docx
@@ -1967,7 +1967,8 @@
               </w:tcPr>
               <w:p>
                 <w:pPr>
-                  <w:spacing w:after="0" w:line="276" w:lineRule="auto"/>
+                  <w:snapToGrid w:val="0"/>
+                  <w:spacing w:after="0" w:line="240" w:lineRule="auto"/>
                   <w:rPr>
                     <w:rFonts w:ascii="Tahoma" w:hAnsi="Tahoma" w:eastAsia="KaiTi" w:cs="Tahoma"/>
                     <w:sz w:val="20"/>
